--- a/Bases de Datos II/Kit docente/Clase 12/Solucion Taller Clase 12 - VetCare.docx
+++ b/Bases de Datos II/Kit docente/Clase 12/Solucion Taller Clase 12 - VetCare.docx
@@ -285,7 +285,7 @@
           <w:color w:val="111111"/>
           <w:sz w:val="20"/>
         </w:rPr>
-        <w:t>app_vetcare</w:t>
+        <w:t>app_clinica</w:t>
       </w:r>
       <w:r>
         <w:rPr>
@@ -7957,7 +7957,7 @@
           <w:color w:val="111111"/>
           <w:sz w:val="19"/>
         </w:rPr>
-        <w:t xml:space="preserve">        dbname=os.environ.get("VETCARE_DB", "vetcare"),</w:t>
+        <w:t xml:space="preserve">        dbname=os.environ.get("CLINICA_DB", "clinica"),</w:t>
       </w:r>
       <w:r>
         <w:br/>
@@ -11897,7 +11897,7 @@
           <w:color w:val="111111"/>
           <w:sz w:val="19"/>
         </w:rPr>
-        <w:t>-- real de la aplicacion con GRANT app_vetcare TO usuario_app. Separar el</w:t>
+        <w:t>-- real de la aplicacion con GRANT app_clinica TO usuario_app. Separar el</w:t>
       </w:r>
       <w:r>
         <w:br/>
@@ -11941,7 +11941,7 @@
           <w:color w:val="111111"/>
           <w:sz w:val="19"/>
         </w:rPr>
-        <w:t>CREATE ROLE app_vetcare NOLOGIN;</w:t>
+        <w:t>CREATE ROLE app_clinica NOLOGIN;</w:t>
       </w:r>
       <w:r>
         <w:br/>
@@ -11984,7 +11984,7 @@
           <w:color w:val="111111"/>
           <w:sz w:val="19"/>
         </w:rPr>
-        <w:t>-- Redundante hoy -- a app_vetcare nunca se le otorgo nada -- y aun asi se</w:t>
+        <w:t>-- Redundante hoy -- a app_clinica nunca se le otorgo nada -- y aun asi se</w:t>
       </w:r>
       <w:r>
         <w:br/>
@@ -12116,7 +12116,7 @@
           <w:color w:val="111111"/>
           <w:sz w:val="19"/>
         </w:rPr>
-        <w:t xml:space="preserve">  FROM app_vetcare;</w:t>
+        <w:t xml:space="preserve">  FROM app_clinica;</w:t>
       </w:r>
       <w:r>
         <w:br/>
@@ -12203,7 +12203,7 @@
           <w:color w:val="111111"/>
           <w:sz w:val="19"/>
         </w:rPr>
-        <w:t>-- esta dando acceso a app_vetcare, se le esta quitando a todos los demas.</w:t>
+        <w:t>-- esta dando acceso a app_clinica, se le esta quitando a todos los demas.</w:t>
       </w:r>
       <w:r>
         <w:br/>
@@ -12356,29 +12356,29 @@
           <w:color w:val="111111"/>
           <w:sz w:val="19"/>
         </w:rPr>
-        <w:t>GRANT EXECUTE ON FUNCTION api_agendar_cita(INT, INT, TIMESTAMP)      TO app_vetcare;</w:t>
-      </w:r>
-      <w:r>
-        <w:br/>
-      </w:r>
-      <w:r>
-        <w:rPr>
-          <w:rFonts w:ascii="Consolas" w:hAnsi="Consolas"/>
-          <w:color w:val="111111"/>
-          <w:sz w:val="19"/>
-        </w:rPr>
-        <w:t>GRANT EXECUTE ON FUNCTION api_registrar_consulta(INT, TEXT, NUMERIC) TO app_vetcare;</w:t>
-      </w:r>
-      <w:r>
-        <w:br/>
-      </w:r>
-      <w:r>
-        <w:rPr>
-          <w:rFonts w:ascii="Consolas" w:hAnsi="Consolas"/>
-          <w:color w:val="111111"/>
-          <w:sz w:val="19"/>
-        </w:rPr>
-        <w:t>GRANT EXECUTE ON FUNCTION api_facturar(INT, INT, INT)                TO app_vetcare;</w:t>
+        <w:t>GRANT EXECUTE ON FUNCTION api_agendar_cita(INT, INT, TIMESTAMP)      TO app_clinica;</w:t>
+      </w:r>
+      <w:r>
+        <w:br/>
+      </w:r>
+      <w:r>
+        <w:rPr>
+          <w:rFonts w:ascii="Consolas" w:hAnsi="Consolas"/>
+          <w:color w:val="111111"/>
+          <w:sz w:val="19"/>
+        </w:rPr>
+        <w:t>GRANT EXECUTE ON FUNCTION api_registrar_consulta(INT, TEXT, NUMERIC) TO app_clinica;</w:t>
+      </w:r>
+      <w:r>
+        <w:br/>
+      </w:r>
+      <w:r>
+        <w:rPr>
+          <w:rFonts w:ascii="Consolas" w:hAnsi="Consolas"/>
+          <w:color w:val="111111"/>
+          <w:sz w:val="19"/>
+        </w:rPr>
+        <w:t>GRANT EXECUTE ON FUNCTION api_facturar(INT, INT, INT)                TO app_clinica;</w:t>
       </w:r>
       <w:r>
         <w:br/>
@@ -12476,7 +12476,7 @@
           <w:color w:val="111111"/>
           <w:sz w:val="19"/>
         </w:rPr>
-        <w:t>GRANT SELECT ON dueno, mascota, veterinario, cita TO app_vetcare;</w:t>
+        <w:t>GRANT SELECT ON dueno, mascota, veterinario, cita TO app_clinica;</w:t>
       </w:r>
       <w:r>
         <w:br/>
@@ -12606,7 +12606,7 @@
           <w:color w:val="111111"/>
           <w:sz w:val="19"/>
         </w:rPr>
-        <w:t xml:space="preserve"> WHERE grantee = 'app_vetcare'</w:t>
+        <w:t xml:space="preserve"> WHERE grantee = 'app_clinica'</w:t>
       </w:r>
       <w:r>
         <w:br/>
@@ -12737,28 +12737,28 @@
           <w:color w:val="111111"/>
           <w:sz w:val="19"/>
         </w:rPr>
-        <w:t>SET ROLE app_vetcare;</w:t>
-      </w:r>
-      <w:r>
-        <w:br/>
-      </w:r>
-      <w:r>
-        <w:rPr>
-          <w:rFonts w:ascii="Consolas" w:hAnsi="Consolas"/>
-          <w:color w:val="111111"/>
-          <w:sz w:val="19"/>
-        </w:rPr>
-      </w:r>
-      <w:r>
-        <w:br/>
-      </w:r>
-      <w:r>
-        <w:rPr>
-          <w:rFonts w:ascii="Consolas" w:hAnsi="Consolas"/>
-          <w:color w:val="111111"/>
-          <w:sz w:val="19"/>
-        </w:rPr>
-        <w:t>SELECT current_user;                                   -- app_vetcare</w:t>
+        <w:t>SET ROLE app_clinica;</w:t>
+      </w:r>
+      <w:r>
+        <w:br/>
+      </w:r>
+      <w:r>
+        <w:rPr>
+          <w:rFonts w:ascii="Consolas" w:hAnsi="Consolas"/>
+          <w:color w:val="111111"/>
+          <w:sz w:val="19"/>
+        </w:rPr>
+      </w:r>
+      <w:r>
+        <w:br/>
+      </w:r>
+      <w:r>
+        <w:rPr>
+          <w:rFonts w:ascii="Consolas" w:hAnsi="Consolas"/>
+          <w:color w:val="111111"/>
+          <w:sz w:val="19"/>
+        </w:rPr>
+        <w:t>SELECT current_user;                                   -- app_clinica</w:t>
       </w:r>
       <w:r>
         <w:br/>
@@ -12973,7 +12973,7 @@
           <w:color w:val="111111"/>
           <w:sz w:val="19"/>
         </w:rPr>
-        <w:t>-- app_vetcare solo tiene SELECT, asi que el INSERT INTO cita de adentro</w:t>
+        <w:t>-- app_clinica solo tiene SELECT, asi que el INSERT INTO cita de adentro</w:t>
       </w:r>
       <w:r>
         <w:br/>
@@ -13203,7 +13203,7 @@
           <w:color w:val="111111"/>
           <w:sz w:val="19"/>
         </w:rPr>
-        <w:t>SET ROLE app_vetcare;</w:t>
+        <w:t>SET ROLE app_clinica;</w:t>
       </w:r>
       <w:r>
         <w:br/>
@@ -13535,7 +13535,7 @@
           <w:color w:val="111111"/>
           <w:sz w:val="19"/>
         </w:rPr>
-        <w:t xml:space="preserve"> app_vetcare | api_agendar_cita       | EXECUTE</w:t>
+        <w:t xml:space="preserve"> app_clinica | api_agendar_cita       | EXECUTE</w:t>
       </w:r>
       <w:r>
         <w:br/>
@@ -13557,7 +13557,7 @@
           <w:color w:val="111111"/>
           <w:sz w:val="19"/>
         </w:rPr>
-        <w:t xml:space="preserve"> app_vetcare | api_facturar           | EXECUTE</w:t>
+        <w:t xml:space="preserve"> app_clinica | api_facturar           | EXECUTE</w:t>
       </w:r>
       <w:r>
         <w:br/>
@@ -13579,7 +13579,7 @@
           <w:color w:val="111111"/>
           <w:sz w:val="19"/>
         </w:rPr>
-        <w:t xml:space="preserve"> app_vetcare | api_registrar_consulta | EXECUTE</w:t>
+        <w:t xml:space="preserve"> app_clinica | api_registrar_consulta | EXECUTE</w:t>
       </w:r>
       <w:r>
         <w:br/>
@@ -13611,7 +13611,7 @@
           <w:color w:val="111111"/>
           <w:sz w:val="19"/>
         </w:rPr>
-        <w:t>Dos filas por funcion y las dos son correctas: app_vetcare porque se le acaba de</w:t>
+        <w:t>Dos filas por funcion y las dos son correctas: app_clinica porque se le acaba de</w:t>
       </w:r>
       <w:r>
         <w:br/>
@@ -13687,7 +13687,7 @@
           <w:color w:val="111111"/>
           <w:sz w:val="19"/>
         </w:rPr>
-        <w:t>role_table_grants para app_vetcare -- 4 filas</w:t>
+        <w:t>role_table_grants para app_clinica -- 4 filas</w:t>
       </w:r>
       <w:r>
         <w:br/>
@@ -13730,40 +13730,40 @@
           <w:color w:val="111111"/>
           <w:sz w:val="19"/>
         </w:rPr>
-        <w:t xml:space="preserve"> app_vetcare | cita        | SELECT</w:t>
-      </w:r>
-      <w:r>
-        <w:br/>
-      </w:r>
-      <w:r>
-        <w:rPr>
-          <w:rFonts w:ascii="Consolas" w:hAnsi="Consolas"/>
-          <w:color w:val="111111"/>
-          <w:sz w:val="19"/>
-        </w:rPr>
-        <w:t xml:space="preserve"> app_vetcare | dueno       | SELECT</w:t>
-      </w:r>
-      <w:r>
-        <w:br/>
-      </w:r>
-      <w:r>
-        <w:rPr>
-          <w:rFonts w:ascii="Consolas" w:hAnsi="Consolas"/>
-          <w:color w:val="111111"/>
-          <w:sz w:val="19"/>
-        </w:rPr>
-        <w:t xml:space="preserve"> app_vetcare | mascota     | SELECT</w:t>
-      </w:r>
-      <w:r>
-        <w:br/>
-      </w:r>
-      <w:r>
-        <w:rPr>
-          <w:rFonts w:ascii="Consolas" w:hAnsi="Consolas"/>
-          <w:color w:val="111111"/>
-          <w:sz w:val="19"/>
-        </w:rPr>
-        <w:t xml:space="preserve"> app_vetcare | veterinario | SELECT</w:t>
+        <w:t xml:space="preserve"> app_clinica | cita        | SELECT</w:t>
+      </w:r>
+      <w:r>
+        <w:br/>
+      </w:r>
+      <w:r>
+        <w:rPr>
+          <w:rFonts w:ascii="Consolas" w:hAnsi="Consolas"/>
+          <w:color w:val="111111"/>
+          <w:sz w:val="19"/>
+        </w:rPr>
+        <w:t xml:space="preserve"> app_clinica | dueno       | SELECT</w:t>
+      </w:r>
+      <w:r>
+        <w:br/>
+      </w:r>
+      <w:r>
+        <w:rPr>
+          <w:rFonts w:ascii="Consolas" w:hAnsi="Consolas"/>
+          <w:color w:val="111111"/>
+          <w:sz w:val="19"/>
+        </w:rPr>
+        <w:t xml:space="preserve"> app_clinica | mascota     | SELECT</w:t>
+      </w:r>
+      <w:r>
+        <w:br/>
+      </w:r>
+      <w:r>
+        <w:rPr>
+          <w:rFonts w:ascii="Consolas" w:hAnsi="Consolas"/>
+          <w:color w:val="111111"/>
+          <w:sz w:val="19"/>
+        </w:rPr>
+        <w:t xml:space="preserve"> app_clinica | veterinario | SELECT</w:t>
       </w:r>
       <w:r>
         <w:br/>
@@ -13903,7 +13903,7 @@
           <w:color w:val="111111"/>
           <w:sz w:val="19"/>
         </w:rPr>
-        <w:t xml:space="preserve"> app_vetcare</w:t>
+        <w:t xml:space="preserve"> app_clinica</w:t>
       </w:r>
       <w:r>
         <w:br/>
@@ -14334,7 +14334,7 @@
           <w:color w:val="111111"/>
           <w:sz w:val="19"/>
         </w:rPr>
-        <w:t>porque a app_vetcare nunca se le habia otorgado nada. Es informativo, no es un</w:t>
+        <w:t>porque a app_clinica nunca se le habia otorgado nada. Es informativo, no es un</w:t>
       </w:r>
       <w:r>
         <w:br/>
@@ -14380,7 +14380,7 @@
           <w:color w:val="111111"/>
           <w:sz w:val="21"/>
         </w:rPr>
-        <w:t>CREATE ROLE app_vetcare NOLOGIN;</w:t>
+        <w:t>CREATE ROLE app_clinica NOLOGIN;</w:t>
       </w:r>
       <w:r>
         <w:rPr>
@@ -14422,7 +14422,7 @@
           <w:color w:val="111111"/>
           <w:sz w:val="21"/>
         </w:rPr>
-        <w:t>GRANT app_vetcare TO usuario_app</w:t>
+        <w:t>GRANT app_clinica TO usuario_app</w:t>
       </w:r>
       <w:r>
         <w:rPr>
@@ -14638,7 +14638,7 @@
           <w:color w:val="111111"/>
           <w:sz w:val="21"/>
         </w:rPr>
-        <w:t>app_vetcare</w:t>
+        <w:t>app_clinica</w:t>
       </w:r>
       <w:r>
         <w:rPr>
@@ -14835,7 +14835,7 @@
           <w:color w:val="111111"/>
           <w:sz w:val="21"/>
         </w:rPr>
-        <w:t>app_vetcare</w:t>
+        <w:t>app_clinica</w:t>
       </w:r>
       <w:r>
         <w:rPr>
@@ -15053,7 +15053,7 @@
           <w:color w:val="111111"/>
           <w:sz w:val="21"/>
         </w:rPr>
-        <w:t>SET ROLE app_vetcare</w:t>
+        <w:t>SET ROLE app_clinica</w:t>
       </w:r>
       <w:r>
         <w:rPr>
@@ -15171,7 +15171,7 @@
           <w:color w:val="111111"/>
           <w:sz w:val="21"/>
         </w:rPr>
-        <w:t>app_vetcare</w:t>
+        <w:t>app_clinica</w:t>
       </w:r>
       <w:r>
         <w:rPr>
@@ -15382,7 +15382,7 @@
           <w:color w:val="111111"/>
           <w:sz w:val="21"/>
         </w:rPr>
-        <w:t>GRANT SELECT ON ALL TABLES IN SCHEMA public TO app_vetcare;</w:t>
+        <w:t>GRANT SELECT ON ALL TABLES IN SCHEMA public TO app_clinica;</w:t>
       </w:r>
       <w:r>
         <w:rPr>
@@ -15577,7 +15577,7 @@
           <w:color w:val="111111"/>
           <w:sz w:val="21"/>
         </w:rPr>
-        <w:t>app_vetcare</w:t>
+        <w:t>app_clinica</w:t>
       </w:r>
       <w:r>
         <w:rPr>
@@ -22295,7 +22295,7 @@
           <w:color w:val="111111"/>
           <w:sz w:val="21"/>
         </w:rPr>
-        <w:t>SET ROLE app_vetcare</w:t>
+        <w:t>SET ROLE app_clinica</w:t>
       </w:r>
       <w:r>
         <w:rPr>
@@ -22505,7 +22505,7 @@
           <w:color w:val="111111"/>
           <w:sz w:val="19"/>
         </w:rPr>
-        <w:t>vetcare-db-&lt;apellido&gt;.zip</w:t>
+        <w:t>clinica-db-&lt;apellido&gt;.zip</w:t>
       </w:r>
       <w:r>
         <w:br/>
@@ -22637,7 +22637,7 @@
           <w:color w:val="111111"/>
           <w:sz w:val="19"/>
         </w:rPr>
-        <w:t xml:space="preserve">    vetcare_datos.py            &lt;- la capa de la pregunta 2</w:t>
+        <w:t xml:space="preserve">    clinica_datos.py            &lt;- la capa de la pregunta 2</w:t>
       </w:r>
       <w:r>
         <w:br/>
@@ -23875,7 +23875,7 @@
           <w:color w:val="111111"/>
           <w:sz w:val="21"/>
         </w:rPr>
-        <w:t>app_vetcare</w:t>
+        <w:t>app_clinica</w:t>
       </w:r>
       <w:r>
         <w:rPr>
@@ -23943,7 +23943,7 @@
           <w:color w:val="111111"/>
           <w:sz w:val="21"/>
         </w:rPr>
-        <w:t>app_vetcare</w:t>
+        <w:t>app_clinica</w:t>
       </w:r>
       <w:r>
         <w:rPr>
@@ -24096,7 +24096,7 @@
           <w:color w:val="111111"/>
           <w:sz w:val="21"/>
         </w:rPr>
-        <w:t>SET ROLE app_vetcare;</w:t>
+        <w:t>SET ROLE app_clinica;</w:t>
       </w:r>
       <w:r>
         <w:rPr>
@@ -24123,7 +24123,7 @@
           <w:color w:val="111111"/>
           <w:sz w:val="21"/>
         </w:rPr>
-        <w:t>app_vetcare</w:t>
+        <w:t>app_clinica</w:t>
       </w:r>
       <w:r>
         <w:rPr>
@@ -24167,7 +24167,7 @@
           <w:color w:val="111111"/>
           <w:sz w:val="21"/>
         </w:rPr>
-        <w:t>SET ROLE app_vetcare;</w:t>
+        <w:t>SET ROLE app_clinica;</w:t>
       </w:r>
       <w:r>
         <w:rPr>
@@ -24757,7 +24757,7 @@
           <w:color w:val="111111"/>
           <w:sz w:val="21"/>
         </w:rPr>
-        <w:t>app_vetcare</w:t>
+        <w:t>app_clinica</w:t>
       </w:r>
       <w:r>
         <w:rPr>
@@ -25270,7 +25270,7 @@
           <w:color w:val="111111"/>
           <w:sz w:val="21"/>
         </w:rPr>
-        <w:t>app_vetcare</w:t>
+        <w:t>app_clinica</w:t>
       </w:r>
       <w:r>
         <w:rPr>

--- a/Bases de Datos II/Kit docente/Clase 12/Solucion Taller Clase 12 - VetCare.docx
+++ b/Bases de Datos II/Kit docente/Clase 12/Solucion Taller Clase 12 - VetCare.docx
@@ -17453,7 +17453,7 @@
           <w:color w:val="4A4A49"/>
           <w:sz w:val="22"/>
         </w:rPr>
-        <w:t>: el cliente debe tipificarlo como nullable—.</w:t>
+        <w:t>: el cliente debe tratarlo como nullable—.</w:t>
       </w:r>
     </w:p>
     <w:p>
